--- a/docassemble/AKA2JBranding/data/templates/foreign_order_content.docx
+++ b/docassemble/AKA2JBranding/data/templates/foreign_order_content.docx
@@ -7,7 +7,19 @@
         <w:pStyle w:val="Body"/>
       </w:pPr>
       <w:r>
-        <w:t xml:space="preserve">If do not have to change your parenting plan or custody order and you only need to change your child support order, contact the </w:t>
+        <w:t xml:space="preserve">If do not have to change your </w:t>
+      </w:r>
+      <w:r>
+        <w:t>P</w:t>
+      </w:r>
+      <w:r>
+        <w:t xml:space="preserve">arenting </w:t>
+      </w:r>
+      <w:r>
+        <w:t>P</w:t>
+      </w:r>
+      <w:r>
+        <w:t xml:space="preserve">lan or custody order and you only need to change your child support order, contact the </w:t>
       </w:r>
       <w:hyperlink r:id="rId8" w:history="1">
         <w:r>
@@ -15,19 +27,32 @@
             <w:rStyle w:val="Hyperlink"/>
             <w:spacing w:val="0"/>
           </w:rPr>
-          <w:t>Alaska Child Support Enforcement Division</w:t>
+          <w:t>Alaska Ch</w:t>
+        </w:r>
+        <w:r>
+          <w:rPr>
+            <w:rStyle w:val="Hyperlink"/>
+            <w:spacing w:val="0"/>
+          </w:rPr>
+          <w:t>i</w:t>
+        </w:r>
+        <w:r>
+          <w:rPr>
+            <w:rStyle w:val="Hyperlink"/>
+            <w:spacing w:val="0"/>
+          </w:rPr>
+          <w:t>ld Support Enforcement Division</w:t>
         </w:r>
       </w:hyperlink>
       <w:r>
+        <w:rPr>
+          <w:rStyle w:val="Hyperlink"/>
+          <w:spacing w:val="0"/>
+        </w:rPr>
+        <w:t xml:space="preserve"> (CSED)</w:t>
+      </w:r>
+      <w:r>
         <w:t>. They may be able to help you change your order without going to court.</w:t>
-      </w:r>
-    </w:p>
-    <w:p>
-      <w:pPr>
-        <w:pStyle w:val="Body"/>
-      </w:pPr>
-      <w:r>
-        <w:t>Alaska Child Support Enforcement Division (CSED)</w:t>
       </w:r>
     </w:p>
     <w:p>
@@ -44,7 +69,13 @@
       </w:r>
       <w:r>
         <w:br/>
-        <w:t>Monday – Thursday, 10:00 am -3:00 pm</w:t>
+        <w:t>Monday – Thursday, 10:00 am -</w:t>
+      </w:r>
+      <w:r>
+        <w:t xml:space="preserve"> </w:t>
+      </w:r>
+      <w:r>
+        <w:t>3:00 pm</w:t>
       </w:r>
     </w:p>
     <w:p>
@@ -116,7 +147,19 @@
         <w:pStyle w:val="Body"/>
       </w:pPr>
       <w:r>
-        <w:t>There are 3 steps to ask an Alaska court to change a custody and parenting plan or child support order from another state:</w:t>
+        <w:t xml:space="preserve">There are 3 steps to ask an Alaska court to change a custody and </w:t>
+      </w:r>
+      <w:r>
+        <w:t>P</w:t>
+      </w:r>
+      <w:r>
+        <w:t xml:space="preserve">arenting </w:t>
+      </w:r>
+      <w:r>
+        <w:t>P</w:t>
+      </w:r>
+      <w:r>
+        <w:t>lan or child support order from another state:</w:t>
       </w:r>
     </w:p>
     <w:p>
@@ -2130,7 +2173,6 @@
     <w:uiPriority w:val="1"/>
     <w:semiHidden/>
     <w:unhideWhenUsed/>
-    <w:rsid w:val="00332D96"/>
   </w:style>
   <w:style w:type="table" w:default="1" w:styleId="TableNormal">
     <w:name w:val="Normal Table"/>
@@ -2152,7 +2194,6 @@
     <w:uiPriority w:val="99"/>
     <w:semiHidden/>
     <w:unhideWhenUsed/>
-    <w:rsid w:val="00332D96"/>
   </w:style>
   <w:style w:type="paragraph" w:customStyle="1" w:styleId="Code">
     <w:name w:val="Code"/>
@@ -2960,7 +3001,7 @@
     <w:rsid w:val="00332D96"/>
     <w:pPr>
       <w:numPr>
-        <w:numId w:val="23"/>
+        <w:numId w:val="2"/>
       </w:numPr>
     </w:pPr>
   </w:style>
